--- a/docs/毛竹DPP4抑制肽_项目总结.docx
+++ b/docs/毛竹DPP4抑制肽_项目总结.docx
@@ -15,7 +15,7 @@
         <w:rPr>
           <w:i/>
         </w:rPr>
-        <w:t>生成时间：2026-07-13 22:28  |  工作目录：E:/workbuddy/Claw/</w:t>
+        <w:t>生成时间：2026-07-14 更新  |  仓库：github.com/wu-yijing/moso-bamboo-DPP4-peptides</w:t>
       </w:r>
     </w:p>
     <w:p>
@@ -167,7 +167,7 @@
         <w:pStyle w:val="ListBullet"/>
       </w:pPr>
       <w:r>
-        <w:t>方法：透明代理打分（基于文献理化特征：N 端疏水、Pro 含量、分子量），非官方服务器输出。此步骤需以官方 PeptideRanker/AllerTOP/ToxinPred 结果替换（见末尾局限）。</w:t>
+        <w:t>方法：早期采用透明代理打分（基于文献理化特征：N 端疏水、Pro 含量、分子量）。因 PeptideRanker 官方服务器长期不可用，且该代理分对富 Pro 短肽恒为 1.000、零区分力，已由「iDPPIV-SCM 本地离线复现」替代（见第七节），过敏/毒性层由 ToxinPred 3.0 + AlgPred 2.0 官方输出替代。</w:t>
       </w:r>
     </w:p>
     <w:p>
@@ -806,7 +806,7 @@
         <w:pStyle w:val="Heading1"/>
       </w:pPr>
       <w:r>
-        <w:t>三、当前交付物清单（均在 E:/workbuddy/Claw/）</w:t>
+        <w:t>三、当前交付物清单（仓库内 data/ 与 docking/）</w:t>
       </w:r>
     </w:p>
     <w:p>
@@ -1067,7 +1067,7 @@
         <w:pStyle w:val="ListBullet"/>
       </w:pPr>
       <w:r>
-        <w:t>过滤打分是代理启发式，非官方服务器输出，正式稿件须替换并注明。</w:t>
+        <w:t>活性预筛打分已由 iDPPIV-SCM 本地离线复现替代原代理启发式（文献验证、可离线复现、可解释）；过敏/毒性层用 ToxinPred 3.0 + AlgPred 2.0 官方输出。iDPPIV-SCM 训练基准集存在长度混杂（负样本多为长肽/蛋白），故仅用作候选排序/软过滤，不作确定性活性判定。</w:t>
       </w:r>
     </w:p>
     <w:p>
@@ -1123,7 +1123,7 @@
         <w:pStyle w:val="ListBullet"/>
       </w:pPr>
       <w:r>
-        <w:t>Python venv（C:/Users/Administrator/.workbuddy/binaries/python/envs/default）：numpy、scipy、biopython、openbabel、rdkit、pandas</w:t>
+        <w:t>Python venv（numpy、scipy、biopython、openbabel、rdkit、pandas）</w:t>
       </w:r>
     </w:p>
     <w:p>
@@ -1156,6 +1156,260 @@
       </w:pPr>
       <w:r>
         <w:t>awk / Python：PDB 坐标解析、口袋中心提取、受体 PDBQT 头文件清理</w:t>
+      </w:r>
+    </w:p>
+    <w:p>
+      <w:pPr>
+        <w:pStyle w:val="Heading1"/>
+      </w:pPr>
+      <w:r>
+        <w:t>七、iDPPIV-SCM 模块 — 离线活性预筛（替代 PeptideRanker 代理打分）</w:t>
+      </w:r>
+    </w:p>
+    <w:p>
+      <w:r>
+        <w:rPr>
+          <w:b/>
+        </w:rPr>
+        <w:t>背景与动机</w:t>
+      </w:r>
+    </w:p>
+    <w:p>
+      <w:pPr>
+        <w:pStyle w:val="ListBullet"/>
+      </w:pPr>
+      <w:r>
+        <w:t>PeptideRanker 官方服务器长期不可用；且其为「通用生物活性」打分器，对 DPP-4 专项并非最优。原代理启发式分对富 Pro 短肽恒为 1.000、零区分力。故改用 DPP-IV 专用、可完全离线复现的 iDPPIV-SCM（Scoring Card Method）。</w:t>
+      </w:r>
+    </w:p>
+    <w:p>
+      <w:r>
+        <w:rPr>
+          <w:b/>
+        </w:rPr>
+        <w:t>离线复现方法</w:t>
+      </w:r>
+    </w:p>
+    <w:p>
+      <w:pPr>
+        <w:pStyle w:val="ListBullet"/>
+      </w:pPr>
+      <w:r>
+        <w:t>数据集：从公开同源仓库（WeiLab-BioChem/Structural-DPP-IV）下载 iDPPIV 同源基准集——train 532+532、独立测试 133+133，均为标准 20 种氨基酸。</w:t>
+      </w:r>
+    </w:p>
+    <w:p>
+      <w:pPr>
+        <w:pStyle w:val="ListBullet"/>
+      </w:pPr>
+      <w:r>
+        <w:t>评分卡：本地重算全局氨基酸组成型倾向性得分 P(a)=log2(正样本频率/负样本频率)，对一条肽求 Σ 残基倾向性得到连续分（与论文摘要「propensity scores of amino acids」一致）。零联网、零外部依赖、完全可复现。</w:t>
+      </w:r>
+    </w:p>
+    <w:p>
+      <w:pPr>
+        <w:pStyle w:val="ListBullet"/>
+      </w:pPr>
+      <w:r>
+        <w:t>可解释性：学到的倾向性生物学自洽——Pro 得分 +0.875 居首（DPP-4 的 S1 口袋对 Pro 特异，食源 DPP-4 抑制肽普遍富 Pro）；Cys −2.482 强烈负向。</w:t>
+      </w:r>
+    </w:p>
+    <w:p>
+      <w:r>
+        <w:rPr>
+          <w:b/>
+        </w:rPr>
+        <w:t>复现精度与关键发现</w:t>
+      </w:r>
+    </w:p>
+    <w:tbl>
+      <w:tblPr>
+        <w:tblStyle w:val="LightGrid-Accent1"/>
+        <w:tblW w:type="auto" w:w="0"/>
+        <w:tblLook w:firstColumn="1" w:firstRow="1" w:lastColumn="0" w:lastRow="0" w:noHBand="0" w:noVBand="1" w:val="04A0"/>
+      </w:tblPr>
+      <w:tblGrid>
+        <w:gridCol w:w="4320"/>
+        <w:gridCol w:w="4320"/>
+      </w:tblGrid>
+      <w:tr>
+        <w:tc>
+          <w:tcPr>
+            <w:tcW w:type="dxa" w:w="4320"/>
+          </w:tcPr>
+          <w:p>
+            <w:r>
+              <w:rPr>
+                <w:b/>
+              </w:rPr>
+              <w:t>指标</w:t>
+            </w:r>
+          </w:p>
+        </w:tc>
+        <w:tc>
+          <w:tcPr>
+            <w:tcW w:type="dxa" w:w="4320"/>
+          </w:tcPr>
+          <w:p>
+            <w:r>
+              <w:rPr>
+                <w:b/>
+              </w:rPr>
+              <w:t>结果</w:t>
+            </w:r>
+          </w:p>
+        </w:tc>
+      </w:tr>
+      <w:tr>
+        <w:tc>
+          <w:tcPr>
+            <w:tcW w:type="dxa" w:w="4320"/>
+          </w:tcPr>
+          <w:p>
+            <w:r>
+              <w:t>独立测试 ACC</w:t>
+            </w:r>
+          </w:p>
+        </w:tc>
+        <w:tc>
+          <w:tcPr>
+            <w:tcW w:type="dxa" w:w="4320"/>
+          </w:tcPr>
+          <w:p>
+            <w:r>
+              <w:t>≈0.771（文献报告 ≈0.797）</w:t>
+            </w:r>
+          </w:p>
+        </w:tc>
+      </w:tr>
+      <w:tr>
+        <w:tc>
+          <w:tcPr>
+            <w:tcW w:type="dxa" w:w="4320"/>
+          </w:tcPr>
+          <w:p>
+            <w:r>
+              <w:t>训练基准集长度混杂</w:t>
+            </w:r>
+          </w:p>
+        </w:tc>
+        <w:tc>
+          <w:tcPr>
+            <w:tcW w:type="dxa" w:w="4320"/>
+          </w:tcPr>
+          <w:p>
+            <w:r>
+              <w:t>正样本多为短肽、负样本多为长肽/蛋白；纯「短=阳性」基线即达 0.820</w:t>
+            </w:r>
+          </w:p>
+        </w:tc>
+      </w:tr>
+      <w:tr>
+        <w:tc>
+          <w:tcPr>
+            <w:tcW w:type="dxa" w:w="4320"/>
+          </w:tcPr>
+          <w:p>
+            <w:r>
+              <w:t>对毛竹项目的意义</w:t>
+            </w:r>
+          </w:p>
+        </w:tc>
+        <w:tc>
+          <w:tcPr>
+            <w:tcW w:type="dxa" w:w="4320"/>
+          </w:tcPr>
+          <w:p>
+            <w:r>
+              <w:t>所有候选均为 2–6 aa 短肽，长度信号一致失效 → SCM 分反映真实残基组成信号</w:t>
+            </w:r>
+          </w:p>
+        </w:tc>
+      </w:tr>
+      <w:tr>
+        <w:tc>
+          <w:tcPr>
+            <w:tcW w:type="dxa" w:w="4320"/>
+          </w:tcPr>
+          <w:p>
+            <w:r>
+              <w:t>iDPPIV 分 vs Vina dG 相关性</w:t>
+            </w:r>
+          </w:p>
+        </w:tc>
+        <w:tc>
+          <w:tcPr>
+            <w:tcW w:type="dxa" w:w="4320"/>
+          </w:tcPr>
+          <w:p>
+            <w:r>
+              <w:t>Spearman ρ = 0.067（≈0）：活性倾向与结合自由能是正交维度</w:t>
+            </w:r>
+          </w:p>
+        </w:tc>
+      </w:tr>
+    </w:tbl>
+    <w:p>
+      <w:r>
+        <w:rPr>
+          <w:b w:val="0"/>
+        </w:rPr>
+      </w:r>
+    </w:p>
+    <w:p>
+      <w:r>
+        <w:rPr>
+          <w:b/>
+        </w:rPr>
+        <w:t>筛选漏斗与对接对比</w:t>
+      </w:r>
+    </w:p>
+    <w:p>
+      <w:pPr>
+        <w:pStyle w:val="ListBullet"/>
+      </w:pPr>
+      <w:r>
+        <w:t>对全部 4,950 条 2–6 aa 短肽重新打分（取值域 [−7.243, 4.431]，均值 −0.704、标准差 1.246，68.7% 预测为 DPP-IV 抑制肽），彻底替换恒为 1.000 的代理分。</w:t>
+      </w:r>
+    </w:p>
+    <w:p>
+      <w:pPr>
+        <w:pStyle w:val="ListBullet"/>
+      </w:pPr>
+      <w:r>
+        <w:t>接入两级流程：4,950 短肽 → iDPPIV 优先化候选 → DPP4 结构偏好收窄 565 → Top-60 对接队列（与旧代理队列重叠 32、新增 28）。</w:t>
+      </w:r>
+    </w:p>
+    <w:p>
+      <w:pPr>
+        <w:pStyle w:val="ListBullet"/>
+      </w:pPr>
+      <w:r>
+        <w:t>公平重对接（新旧队列均用同一 RDKit MMFF94 管线，消除制备混杂）：集合层面 iDPPIV 队列富集更强结合肽——dG≤−6.0 占比 33.3% vs 旧 20.0%，重叠 32 肽中新队列 21 个更优；但 Δ=−0.35 kcal/mol 落在 Vina ±0.5~1.0 噪声带内，不夸大为「结合显著更优」。</w:t>
+      </w:r>
+    </w:p>
+    <w:p>
+      <w:pPr>
+        <w:pStyle w:val="ListBullet"/>
+      </w:pPr>
+      <w:r>
+        <w:t>核心结论：iDPPIV-SCM 是活性预筛器（分类），非结合亲和力预测器；与 Vina 对接构成两级正交过滤。其真正价值是把「宕机依赖 + 零区分力代理」升级为「文献验证、可离线复现、可解释」的活性评分——方法学硬升级。</w:t>
+      </w:r>
+    </w:p>
+    <w:p>
+      <w:r>
+        <w:rPr>
+          <w:b/>
+        </w:rPr>
+        <w:t>相关产物</w:t>
+      </w:r>
+    </w:p>
+    <w:p>
+      <w:pPr>
+        <w:pStyle w:val="ListBullet"/>
+      </w:pPr>
+      <w:r>
+        <w:t>scripts/idppiv_scm/（评分卡模型 model.py + 公开数据集 + 验证/打分脚本）；data/moso_candidates_idppiv_short.tsv（4,950 短肽评分）；docking/moso_dock_results_idppiv_clean.tsv、moso_dock_results_old_rdkit.tsv、moso_dock_compare.tsv；docs/方法学替换报告.md。</w:t>
       </w:r>
     </w:p>
     <w:sectPr>
